--- a/docs/matf78/26_27/78STRUCT_solution_structure/matf78-2026_27-78STRUCT_solution_structure-class1.docx
+++ b/docs/matf78/26_27/78STRUCT_solution_structure/matf78-2026_27-78STRUCT_solution_structure-class1.docx
@@ -2,13 +2,13 @@
 <file path=word/document.xml><?xml version="1.0" encoding="utf-8"?>
 <w:document xmlns:w="http://schemas.openxmlformats.org/wordprocessingml/2006/main" xmlns:m="http://schemas.openxmlformats.org/officeDocument/2006/math" xmlns:r="http://schemas.openxmlformats.org/officeDocument/2006/relationships" xmlns:o="urn:schemas-microsoft-com:office:office" xmlns:v="urn:schemas-microsoft-com:vml" xmlns:w10="urn:schemas-microsoft-com:office:word" xmlns:a="http://schemas.openxmlformats.org/drawingml/2006/main" xmlns:pic="http://schemas.openxmlformats.org/drawingml/2006/picture" xmlns:wp="http://schemas.openxmlformats.org/drawingml/2006/wordprocessingDrawing">
   <w:body>
-    <w:bookmarkStart w:id="14" w:name="X046cbe6bfb5703332e2b085b86b084439e7b30a"/>
+    <w:bookmarkStart w:id="14" w:name="X7b728dbcb63e9184bc050ca8682f1de3e0c652b"/>
     <w:p>
       <w:pPr>
         <w:pStyle w:val="Heading1"/>
       </w:pPr>
       <w:r>
-        <w:t xml:space="preserve">7.1. Atrisinājumu struktūras: Ko prasa uzdevums?</w:t>
+        <w:t xml:space="preserve">7.1.A. Atrisinājumu struktūras: Uzdotajam jautājumam atbilstoša atbilde</w:t>
       </w:r>
     </w:p>
     <w:p>
@@ -1023,7 +1023,7 @@
         <w:color w:val="666666"/>
         <w:sz w:val="18"/>
       </w:rPr>
-      <w:t>1.temats: Atrisinājumu struktūras: Uzdotajam jautājumam atbilstoša atbilde</w:t>
+      <w:t>7.1.A. Atrisinājumu struktūras: Uzdotajam jautājumam atbilstoša atbilde</w:t>
     </w:r>
   </w:p>
 </w:hdr>
